--- a/최종산출물/3.수행일지/4조 11월 6주차 수행일지 1128.docx
+++ b/최종산출물/3.수행일지/4조 11월 6주차 수행일지 1128.docx
@@ -4,68 +4,33 @@
   <w:body>
     <w:p>
       <w:pPr>
-        <w:widowControl w:val="0"/>
-        <w:spacing w:line="240" w:lineRule="auto"/>
-        <w:jc w:val="center"/>
-        <w:rPr>
-          <w:rFonts w:ascii="맑은 고딕" w:eastAsia="맑은 고딕" w:hAnsi="맑은 고딕" w:cs="맑은 고딕"/>
-          <w:b/>
-          <w:sz w:val="34"/>
-          <w:szCs w:val="34"/>
-        </w:rPr>
+        <w:pStyle w:val="affffffd"/>
       </w:pPr>
       <w:r>
-        <w:rPr>
-          <w:rFonts w:ascii="맑은 고딕" w:eastAsia="맑은 고딕" w:hAnsi="맑은 고딕" w:cs="맑은 고딕"/>
-          <w:b/>
-          <w:sz w:val="34"/>
-          <w:szCs w:val="34"/>
-        </w:rPr>
         <w:t xml:space="preserve">[ </w:t>
       </w:r>
       <w:r>
         <w:rPr>
-          <w:rFonts w:ascii="맑은 고딕" w:eastAsia="맑은 고딕" w:hAnsi="맑은 고딕" w:cs="맑은 고딕" w:hint="eastAsia"/>
-          <w:b/>
-          <w:sz w:val="34"/>
-          <w:szCs w:val="34"/>
+          <w:rFonts w:hint="eastAsia"/>
         </w:rPr>
         <w:t>11</w:t>
       </w:r>
       <w:r>
-        <w:rPr>
-          <w:rFonts w:ascii="맑은 고딕" w:eastAsia="맑은 고딕" w:hAnsi="맑은 고딕" w:cs="맑은 고딕"/>
-          <w:b/>
-          <w:sz w:val="34"/>
-          <w:szCs w:val="34"/>
-        </w:rPr>
         <w:t>월</w:t>
       </w:r>
       <w:r>
         <w:rPr>
-          <w:rFonts w:ascii="맑은 고딕" w:eastAsia="맑은 고딕" w:hAnsi="맑은 고딕" w:cs="맑은 고딕" w:hint="eastAsia"/>
-          <w:b/>
-          <w:sz w:val="34"/>
-          <w:szCs w:val="34"/>
+          <w:rFonts w:hint="eastAsia"/>
         </w:rPr>
         <w:t xml:space="preserve"> </w:t>
       </w:r>
       <w:r>
         <w:rPr>
-          <w:rFonts w:ascii="맑은 고딕" w:eastAsia="맑은 고딕" w:hAnsi="맑은 고딕" w:cs="맑은 고딕" w:hint="eastAsia"/>
-          <w:b/>
-          <w:sz w:val="34"/>
-          <w:szCs w:val="34"/>
+          <w:rFonts w:hint="eastAsia"/>
         </w:rPr>
         <w:t>6</w:t>
       </w:r>
       <w:r>
-        <w:rPr>
-          <w:rFonts w:ascii="맑은 고딕" w:eastAsia="맑은 고딕" w:hAnsi="맑은 고딕" w:cs="맑은 고딕"/>
-          <w:b/>
-          <w:sz w:val="34"/>
-          <w:szCs w:val="34"/>
-        </w:rPr>
         <w:t xml:space="preserve">주차 프로젝트 수행 일지 ] </w:t>
       </w:r>
     </w:p>
@@ -269,7 +234,6 @@
                 <w:tag w:val="goog_rdk_0"/>
                 <w:id w:val="1673375248"/>
               </w:sdtPr>
-              <w:sdtEndPr/>
               <w:sdtContent>
                 <w:r>
                   <w:rPr>
@@ -369,7 +333,6 @@
         </w:rPr>
         <w:t xml:space="preserve">※ 프로젝트 수행 일지는 </w:t>
       </w:r>
-      <w:proofErr w:type="gramStart"/>
       <w:r>
         <w:rPr>
           <w:rFonts w:ascii="맑은 고딕" w:eastAsia="맑은 고딕" w:hAnsi="맑은 고딕" w:cs="맑은 고딕"/>
@@ -377,17 +340,7 @@
           <w:szCs w:val="16"/>
           <w:u w:val="single"/>
         </w:rPr>
-        <w:t>매 주</w:t>
-      </w:r>
-      <w:proofErr w:type="gramEnd"/>
-      <w:r>
-        <w:rPr>
-          <w:rFonts w:ascii="맑은 고딕" w:eastAsia="맑은 고딕" w:hAnsi="맑은 고딕" w:cs="맑은 고딕"/>
-          <w:sz w:val="16"/>
-          <w:szCs w:val="16"/>
-          <w:u w:val="single"/>
-        </w:rPr>
-        <w:t xml:space="preserve"> 금요일</w:t>
+        <w:t>매 주 금요일</w:t>
       </w:r>
       <w:r>
         <w:rPr>
@@ -872,7 +825,7 @@
             <w:pPr>
               <w:spacing w:before="240" w:after="240"/>
               <w:rPr>
-                <w:rFonts w:ascii="맑은 고딕" w:eastAsia="맑은 고딕" w:hAnsi="맑은 고딕" w:cs="맑은 고딕" w:hint="eastAsia"/>
+                <w:rFonts w:ascii="맑은 고딕" w:eastAsia="맑은 고딕" w:hAnsi="맑은 고딕" w:cs="맑은 고딕"/>
                 <w:b/>
                 <w:sz w:val="20"/>
                 <w:szCs w:val="20"/>
@@ -1122,7 +1075,7 @@
             <w:pPr>
               <w:spacing w:before="240" w:after="240"/>
               <w:rPr>
-                <w:rFonts w:ascii="맑은 고딕" w:eastAsia="맑은 고딕" w:hAnsi="맑은 고딕" w:cs="맑은 고딕" w:hint="eastAsia"/>
+                <w:rFonts w:ascii="맑은 고딕" w:eastAsia="맑은 고딕" w:hAnsi="맑은 고딕" w:cs="맑은 고딕"/>
                 <w:b/>
                 <w:sz w:val="20"/>
                 <w:szCs w:val="20"/>
@@ -1228,7 +1181,7 @@
             <w:pPr>
               <w:spacing w:before="240" w:after="240"/>
               <w:rPr>
-                <w:rFonts w:ascii="맑은 고딕" w:eastAsia="맑은 고딕" w:hAnsi="맑은 고딕" w:cs="맑은 고딕" w:hint="eastAsia"/>
+                <w:rFonts w:ascii="맑은 고딕" w:eastAsia="맑은 고딕" w:hAnsi="맑은 고딕" w:cs="맑은 고딕"/>
                 <w:b/>
                 <w:sz w:val="20"/>
                 <w:szCs w:val="20"/>
@@ -1531,7 +1484,7 @@
             <w:pPr>
               <w:spacing w:before="240" w:after="240"/>
               <w:rPr>
-                <w:rFonts w:ascii="맑은 고딕" w:eastAsia="맑은 고딕" w:hAnsi="맑은 고딕" w:cs="맑은 고딕" w:hint="eastAsia"/>
+                <w:rFonts w:ascii="맑은 고딕" w:eastAsia="맑은 고딕" w:hAnsi="맑은 고딕" w:cs="맑은 고딕"/>
                 <w:b/>
                 <w:sz w:val="20"/>
                 <w:szCs w:val="20"/>
@@ -1583,37 +1536,39 @@
                 <w:sz w:val="20"/>
                 <w:szCs w:val="20"/>
               </w:rPr>
-              <w:t>장바구니</w:t>
-            </w:r>
-            <w:r>
+              <w:t xml:space="preserve">장바구니 </w:t>
+            </w:r>
+          </w:p>
+          <w:p>
+            <w:pPr>
+              <w:spacing w:before="240" w:after="240"/>
               <w:rPr>
                 <w:rFonts w:ascii="Courier New" w:eastAsia="맑은 고딕" w:hAnsi="Courier New" w:cs="Courier New"/>
                 <w:b/>
                 <w:sz w:val="20"/>
                 <w:szCs w:val="20"/>
               </w:rPr>
-              <w:t xml:space="preserve"> </w:t>
-            </w:r>
-          </w:p>
-          <w:p>
-            <w:pPr>
-              <w:spacing w:before="240" w:after="240"/>
+            </w:pPr>
+            <w:r>
               <w:rPr>
                 <w:rFonts w:ascii="Courier New" w:eastAsia="맑은 고딕" w:hAnsi="Courier New" w:cs="Courier New"/>
                 <w:b/>
                 <w:sz w:val="20"/>
                 <w:szCs w:val="20"/>
               </w:rPr>
-            </w:pPr>
-            <w:r>
+              <w:t xml:space="preserve">- 코드 리펙토링 </w:t>
+            </w:r>
+          </w:p>
+          <w:p>
+            <w:pPr>
+              <w:spacing w:before="240" w:after="240"/>
               <w:rPr>
                 <w:rFonts w:ascii="Courier New" w:eastAsia="맑은 고딕" w:hAnsi="Courier New" w:cs="Courier New"/>
                 <w:b/>
                 <w:sz w:val="20"/>
                 <w:szCs w:val="20"/>
               </w:rPr>
-              <w:t xml:space="preserve">- </w:t>
-            </w:r>
+            </w:pPr>
             <w:r>
               <w:rPr>
                 <w:rFonts w:ascii="Courier New" w:eastAsia="맑은 고딕" w:hAnsi="Courier New" w:cs="Courier New"/>
@@ -1621,17 +1576,19 @@
                 <w:sz w:val="20"/>
                 <w:szCs w:val="20"/>
               </w:rPr>
-              <w:t>코드</w:t>
-            </w:r>
-            <w:r>
+              <w:t xml:space="preserve">- 주문 페이지와 UI 통일 </w:t>
+            </w:r>
+          </w:p>
+          <w:p>
+            <w:pPr>
+              <w:spacing w:before="240" w:after="240"/>
               <w:rPr>
                 <w:rFonts w:ascii="Courier New" w:eastAsia="맑은 고딕" w:hAnsi="Courier New" w:cs="Courier New"/>
                 <w:b/>
                 <w:sz w:val="20"/>
                 <w:szCs w:val="20"/>
               </w:rPr>
-              <w:t xml:space="preserve"> </w:t>
-            </w:r>
+            </w:pPr>
             <w:r>
               <w:rPr>
                 <w:rFonts w:ascii="Courier New" w:eastAsia="맑은 고딕" w:hAnsi="Courier New" w:cs="Courier New"/>
@@ -1639,37 +1596,39 @@
                 <w:sz w:val="20"/>
                 <w:szCs w:val="20"/>
               </w:rPr>
-              <w:t>리펙토링</w:t>
-            </w:r>
-            <w:r>
+              <w:t xml:space="preserve">- 데이터 검증 </w:t>
+            </w:r>
+          </w:p>
+          <w:p>
+            <w:pPr>
+              <w:spacing w:before="240" w:after="240"/>
               <w:rPr>
                 <w:rFonts w:ascii="Courier New" w:eastAsia="맑은 고딕" w:hAnsi="Courier New" w:cs="Courier New"/>
                 <w:b/>
                 <w:sz w:val="20"/>
                 <w:szCs w:val="20"/>
               </w:rPr>
-              <w:t xml:space="preserve"> </w:t>
-            </w:r>
-          </w:p>
-          <w:p>
-            <w:pPr>
-              <w:spacing w:before="240" w:after="240"/>
+            </w:pPr>
+            <w:r>
               <w:rPr>
                 <w:rFonts w:ascii="Courier New" w:eastAsia="맑은 고딕" w:hAnsi="Courier New" w:cs="Courier New"/>
                 <w:b/>
                 <w:sz w:val="20"/>
                 <w:szCs w:val="20"/>
               </w:rPr>
-            </w:pPr>
-            <w:r>
+              <w:t xml:space="preserve">마이페이지 </w:t>
+            </w:r>
+          </w:p>
+          <w:p>
+            <w:pPr>
+              <w:spacing w:before="240" w:after="240"/>
               <w:rPr>
                 <w:rFonts w:ascii="Courier New" w:eastAsia="맑은 고딕" w:hAnsi="Courier New" w:cs="Courier New"/>
                 <w:b/>
                 <w:sz w:val="20"/>
                 <w:szCs w:val="20"/>
               </w:rPr>
-              <w:t xml:space="preserve">- </w:t>
-            </w:r>
+            </w:pPr>
             <w:r>
               <w:rPr>
                 <w:rFonts w:ascii="Courier New" w:eastAsia="맑은 고딕" w:hAnsi="Courier New" w:cs="Courier New"/>
@@ -1677,17 +1636,19 @@
                 <w:sz w:val="20"/>
                 <w:szCs w:val="20"/>
               </w:rPr>
-              <w:t>주문</w:t>
-            </w:r>
-            <w:r>
+              <w:t xml:space="preserve">- 코드 리펙토링 </w:t>
+            </w:r>
+          </w:p>
+          <w:p>
+            <w:pPr>
+              <w:spacing w:before="240" w:after="240"/>
               <w:rPr>
                 <w:rFonts w:ascii="Courier New" w:eastAsia="맑은 고딕" w:hAnsi="Courier New" w:cs="Courier New"/>
                 <w:b/>
                 <w:sz w:val="20"/>
                 <w:szCs w:val="20"/>
               </w:rPr>
-              <w:t xml:space="preserve"> </w:t>
-            </w:r>
+            </w:pPr>
             <w:r>
               <w:rPr>
                 <w:rFonts w:ascii="Courier New" w:eastAsia="맑은 고딕" w:hAnsi="Courier New" w:cs="Courier New"/>
@@ -1695,17 +1656,19 @@
                 <w:sz w:val="20"/>
                 <w:szCs w:val="20"/>
               </w:rPr>
-              <w:t>페이지와</w:t>
-            </w:r>
-            <w:r>
+              <w:t xml:space="preserve">- 레이아웃/UI 정리 </w:t>
+            </w:r>
+          </w:p>
+          <w:p>
+            <w:pPr>
+              <w:spacing w:before="240" w:after="240"/>
               <w:rPr>
                 <w:rFonts w:ascii="Courier New" w:eastAsia="맑은 고딕" w:hAnsi="Courier New" w:cs="Courier New"/>
                 <w:b/>
                 <w:sz w:val="20"/>
                 <w:szCs w:val="20"/>
               </w:rPr>
-              <w:t xml:space="preserve"> UI </w:t>
-            </w:r>
+            </w:pPr>
             <w:r>
               <w:rPr>
                 <w:rFonts w:ascii="Courier New" w:eastAsia="맑은 고딕" w:hAnsi="Courier New" w:cs="Courier New"/>
@@ -1713,334 +1676,27 @@
                 <w:sz w:val="20"/>
                 <w:szCs w:val="20"/>
               </w:rPr>
-              <w:t>통일</w:t>
-            </w:r>
-            <w:r>
+              <w:t xml:space="preserve">- 데이터 검증 </w:t>
+            </w:r>
+          </w:p>
+          <w:p>
+            <w:pPr>
+              <w:spacing w:before="240" w:after="240"/>
               <w:rPr>
                 <w:rFonts w:ascii="Courier New" w:eastAsia="맑은 고딕" w:hAnsi="Courier New" w:cs="Courier New"/>
                 <w:b/>
                 <w:sz w:val="20"/>
                 <w:szCs w:val="20"/>
               </w:rPr>
-              <w:t xml:space="preserve"> </w:t>
-            </w:r>
-          </w:p>
-          <w:p>
-            <w:pPr>
-              <w:spacing w:before="240" w:after="240"/>
+            </w:pPr>
+            <w:r>
               <w:rPr>
                 <w:rFonts w:ascii="Courier New" w:eastAsia="맑은 고딕" w:hAnsi="Courier New" w:cs="Courier New"/>
                 <w:b/>
                 <w:sz w:val="20"/>
                 <w:szCs w:val="20"/>
               </w:rPr>
-            </w:pPr>
-            <w:r>
-              <w:rPr>
-                <w:rFonts w:ascii="Courier New" w:eastAsia="맑은 고딕" w:hAnsi="Courier New" w:cs="Courier New"/>
-                <w:b/>
-                <w:sz w:val="20"/>
-                <w:szCs w:val="20"/>
-              </w:rPr>
-              <w:t xml:space="preserve">- </w:t>
-            </w:r>
-            <w:r>
-              <w:rPr>
-                <w:rFonts w:ascii="Courier New" w:eastAsia="맑은 고딕" w:hAnsi="Courier New" w:cs="Courier New"/>
-                <w:b/>
-                <w:sz w:val="20"/>
-                <w:szCs w:val="20"/>
-              </w:rPr>
-              <w:t>데이터</w:t>
-            </w:r>
-            <w:r>
-              <w:rPr>
-                <w:rFonts w:ascii="Courier New" w:eastAsia="맑은 고딕" w:hAnsi="Courier New" w:cs="Courier New"/>
-                <w:b/>
-                <w:sz w:val="20"/>
-                <w:szCs w:val="20"/>
-              </w:rPr>
-              <w:t xml:space="preserve"> </w:t>
-            </w:r>
-            <w:r>
-              <w:rPr>
-                <w:rFonts w:ascii="Courier New" w:eastAsia="맑은 고딕" w:hAnsi="Courier New" w:cs="Courier New"/>
-                <w:b/>
-                <w:sz w:val="20"/>
-                <w:szCs w:val="20"/>
-              </w:rPr>
-              <w:t>검증</w:t>
-            </w:r>
-            <w:r>
-              <w:rPr>
-                <w:rFonts w:ascii="Courier New" w:eastAsia="맑은 고딕" w:hAnsi="Courier New" w:cs="Courier New"/>
-                <w:b/>
-                <w:sz w:val="20"/>
-                <w:szCs w:val="20"/>
-              </w:rPr>
-              <w:t xml:space="preserve"> </w:t>
-            </w:r>
-          </w:p>
-          <w:p>
-            <w:pPr>
-              <w:spacing w:before="240" w:after="240"/>
-              <w:rPr>
-                <w:rFonts w:ascii="Courier New" w:eastAsia="맑은 고딕" w:hAnsi="Courier New" w:cs="Courier New"/>
-                <w:b/>
-                <w:sz w:val="20"/>
-                <w:szCs w:val="20"/>
-              </w:rPr>
-            </w:pPr>
-            <w:r>
-              <w:rPr>
-                <w:rFonts w:ascii="Courier New" w:eastAsia="맑은 고딕" w:hAnsi="Courier New" w:cs="Courier New"/>
-                <w:b/>
-                <w:sz w:val="20"/>
-                <w:szCs w:val="20"/>
-              </w:rPr>
-              <w:t>마이페이지</w:t>
-            </w:r>
-            <w:r>
-              <w:rPr>
-                <w:rFonts w:ascii="Courier New" w:eastAsia="맑은 고딕" w:hAnsi="Courier New" w:cs="Courier New"/>
-                <w:b/>
-                <w:sz w:val="20"/>
-                <w:szCs w:val="20"/>
-              </w:rPr>
-              <w:t xml:space="preserve"> </w:t>
-            </w:r>
-          </w:p>
-          <w:p>
-            <w:pPr>
-              <w:spacing w:before="240" w:after="240"/>
-              <w:rPr>
-                <w:rFonts w:ascii="Courier New" w:eastAsia="맑은 고딕" w:hAnsi="Courier New" w:cs="Courier New"/>
-                <w:b/>
-                <w:sz w:val="20"/>
-                <w:szCs w:val="20"/>
-              </w:rPr>
-            </w:pPr>
-            <w:r>
-              <w:rPr>
-                <w:rFonts w:ascii="Courier New" w:eastAsia="맑은 고딕" w:hAnsi="Courier New" w:cs="Courier New"/>
-                <w:b/>
-                <w:sz w:val="20"/>
-                <w:szCs w:val="20"/>
-              </w:rPr>
-              <w:t xml:space="preserve">- </w:t>
-            </w:r>
-            <w:r>
-              <w:rPr>
-                <w:rFonts w:ascii="Courier New" w:eastAsia="맑은 고딕" w:hAnsi="Courier New" w:cs="Courier New"/>
-                <w:b/>
-                <w:sz w:val="20"/>
-                <w:szCs w:val="20"/>
-              </w:rPr>
-              <w:t>코드</w:t>
-            </w:r>
-            <w:r>
-              <w:rPr>
-                <w:rFonts w:ascii="Courier New" w:eastAsia="맑은 고딕" w:hAnsi="Courier New" w:cs="Courier New"/>
-                <w:b/>
-                <w:sz w:val="20"/>
-                <w:szCs w:val="20"/>
-              </w:rPr>
-              <w:t xml:space="preserve"> </w:t>
-            </w:r>
-            <w:r>
-              <w:rPr>
-                <w:rFonts w:ascii="Courier New" w:eastAsia="맑은 고딕" w:hAnsi="Courier New" w:cs="Courier New"/>
-                <w:b/>
-                <w:sz w:val="20"/>
-                <w:szCs w:val="20"/>
-              </w:rPr>
-              <w:t>리펙토링</w:t>
-            </w:r>
-            <w:r>
-              <w:rPr>
-                <w:rFonts w:ascii="Courier New" w:eastAsia="맑은 고딕" w:hAnsi="Courier New" w:cs="Courier New"/>
-                <w:b/>
-                <w:sz w:val="20"/>
-                <w:szCs w:val="20"/>
-              </w:rPr>
-              <w:t xml:space="preserve"> </w:t>
-            </w:r>
-          </w:p>
-          <w:p>
-            <w:pPr>
-              <w:spacing w:before="240" w:after="240"/>
-              <w:rPr>
-                <w:rFonts w:ascii="Courier New" w:eastAsia="맑은 고딕" w:hAnsi="Courier New" w:cs="Courier New"/>
-                <w:b/>
-                <w:sz w:val="20"/>
-                <w:szCs w:val="20"/>
-              </w:rPr>
-            </w:pPr>
-            <w:r>
-              <w:rPr>
-                <w:rFonts w:ascii="Courier New" w:eastAsia="맑은 고딕" w:hAnsi="Courier New" w:cs="Courier New"/>
-                <w:b/>
-                <w:sz w:val="20"/>
-                <w:szCs w:val="20"/>
-              </w:rPr>
-              <w:t xml:space="preserve">- </w:t>
-            </w:r>
-            <w:r>
-              <w:rPr>
-                <w:rFonts w:ascii="Courier New" w:eastAsia="맑은 고딕" w:hAnsi="Courier New" w:cs="Courier New"/>
-                <w:b/>
-                <w:sz w:val="20"/>
-                <w:szCs w:val="20"/>
-              </w:rPr>
-              <w:t>레이아웃</w:t>
-            </w:r>
-            <w:r>
-              <w:rPr>
-                <w:rFonts w:ascii="Courier New" w:eastAsia="맑은 고딕" w:hAnsi="Courier New" w:cs="Courier New"/>
-                <w:b/>
-                <w:sz w:val="20"/>
-                <w:szCs w:val="20"/>
-              </w:rPr>
-              <w:t xml:space="preserve">/UI </w:t>
-            </w:r>
-            <w:r>
-              <w:rPr>
-                <w:rFonts w:ascii="Courier New" w:eastAsia="맑은 고딕" w:hAnsi="Courier New" w:cs="Courier New"/>
-                <w:b/>
-                <w:sz w:val="20"/>
-                <w:szCs w:val="20"/>
-              </w:rPr>
-              <w:t>정리</w:t>
-            </w:r>
-            <w:r>
-              <w:rPr>
-                <w:rFonts w:ascii="Courier New" w:eastAsia="맑은 고딕" w:hAnsi="Courier New" w:cs="Courier New"/>
-                <w:b/>
-                <w:sz w:val="20"/>
-                <w:szCs w:val="20"/>
-              </w:rPr>
-              <w:t xml:space="preserve"> </w:t>
-            </w:r>
-          </w:p>
-          <w:p>
-            <w:pPr>
-              <w:spacing w:before="240" w:after="240"/>
-              <w:rPr>
-                <w:rFonts w:ascii="Courier New" w:eastAsia="맑은 고딕" w:hAnsi="Courier New" w:cs="Courier New"/>
-                <w:b/>
-                <w:sz w:val="20"/>
-                <w:szCs w:val="20"/>
-              </w:rPr>
-            </w:pPr>
-            <w:r>
-              <w:rPr>
-                <w:rFonts w:ascii="Courier New" w:eastAsia="맑은 고딕" w:hAnsi="Courier New" w:cs="Courier New"/>
-                <w:b/>
-                <w:sz w:val="20"/>
-                <w:szCs w:val="20"/>
-              </w:rPr>
-              <w:t xml:space="preserve">- </w:t>
-            </w:r>
-            <w:r>
-              <w:rPr>
-                <w:rFonts w:ascii="Courier New" w:eastAsia="맑은 고딕" w:hAnsi="Courier New" w:cs="Courier New"/>
-                <w:b/>
-                <w:sz w:val="20"/>
-                <w:szCs w:val="20"/>
-              </w:rPr>
-              <w:t>데이터</w:t>
-            </w:r>
-            <w:r>
-              <w:rPr>
-                <w:rFonts w:ascii="Courier New" w:eastAsia="맑은 고딕" w:hAnsi="Courier New" w:cs="Courier New"/>
-                <w:b/>
-                <w:sz w:val="20"/>
-                <w:szCs w:val="20"/>
-              </w:rPr>
-              <w:t xml:space="preserve"> </w:t>
-            </w:r>
-            <w:r>
-              <w:rPr>
-                <w:rFonts w:ascii="Courier New" w:eastAsia="맑은 고딕" w:hAnsi="Courier New" w:cs="Courier New"/>
-                <w:b/>
-                <w:sz w:val="20"/>
-                <w:szCs w:val="20"/>
-              </w:rPr>
-              <w:t>검증</w:t>
-            </w:r>
-            <w:r>
-              <w:rPr>
-                <w:rFonts w:ascii="Courier New" w:eastAsia="맑은 고딕" w:hAnsi="Courier New" w:cs="Courier New"/>
-                <w:b/>
-                <w:sz w:val="20"/>
-                <w:szCs w:val="20"/>
-              </w:rPr>
-              <w:t xml:space="preserve"> </w:t>
-            </w:r>
-          </w:p>
-          <w:p>
-            <w:pPr>
-              <w:spacing w:before="240" w:after="240"/>
-              <w:rPr>
-                <w:rFonts w:ascii="Courier New" w:eastAsia="맑은 고딕" w:hAnsi="Courier New" w:cs="Courier New" w:hint="eastAsia"/>
-                <w:b/>
-                <w:sz w:val="20"/>
-                <w:szCs w:val="20"/>
-              </w:rPr>
-            </w:pPr>
-            <w:r>
-              <w:rPr>
-                <w:rFonts w:ascii="Courier New" w:eastAsia="맑은 고딕" w:hAnsi="Courier New" w:cs="Courier New"/>
-                <w:b/>
-                <w:sz w:val="20"/>
-                <w:szCs w:val="20"/>
-              </w:rPr>
-              <w:t xml:space="preserve">- </w:t>
-            </w:r>
-            <w:r>
-              <w:rPr>
-                <w:rFonts w:ascii="Courier New" w:eastAsia="맑은 고딕" w:hAnsi="Courier New" w:cs="Courier New"/>
-                <w:b/>
-                <w:sz w:val="20"/>
-                <w:szCs w:val="20"/>
-              </w:rPr>
-              <w:t>에러</w:t>
-            </w:r>
-            <w:r>
-              <w:rPr>
-                <w:rFonts w:ascii="Courier New" w:eastAsia="맑은 고딕" w:hAnsi="Courier New" w:cs="Courier New"/>
-                <w:b/>
-                <w:sz w:val="20"/>
-                <w:szCs w:val="20"/>
-              </w:rPr>
-              <w:t xml:space="preserve"> </w:t>
-            </w:r>
-            <w:r>
-              <w:rPr>
-                <w:rFonts w:ascii="Courier New" w:eastAsia="맑은 고딕" w:hAnsi="Courier New" w:cs="Courier New"/>
-                <w:b/>
-                <w:sz w:val="20"/>
-                <w:szCs w:val="20"/>
-              </w:rPr>
-              <w:t>처리</w:t>
-            </w:r>
-            <w:r>
-              <w:rPr>
-                <w:rFonts w:ascii="Courier New" w:eastAsia="맑은 고딕" w:hAnsi="Courier New" w:cs="Courier New"/>
-                <w:b/>
-                <w:sz w:val="20"/>
-                <w:szCs w:val="20"/>
-              </w:rPr>
-              <w:t xml:space="preserve"> </w:t>
-            </w:r>
-            <w:r>
-              <w:rPr>
-                <w:rFonts w:ascii="Courier New" w:eastAsia="맑은 고딕" w:hAnsi="Courier New" w:cs="Courier New"/>
-                <w:b/>
-                <w:sz w:val="20"/>
-                <w:szCs w:val="20"/>
-              </w:rPr>
-              <w:t>개선</w:t>
+              <w:t>- 에러 처리 개선</w:t>
             </w:r>
           </w:p>
           <w:p>
@@ -2262,27 +1918,7 @@
                 <w:sz w:val="20"/>
                 <w:szCs w:val="20"/>
               </w:rPr>
-              <w:t xml:space="preserve">파일 확장자 </w:t>
-            </w:r>
-            <w:proofErr w:type="gramStart"/>
-            <w:r>
-              <w:rPr>
-                <w:rFonts w:ascii="맑은 고딕" w:eastAsia="맑은 고딕" w:hAnsi="맑은 고딕" w:cs="맑은 고딕"/>
-                <w:b/>
-                <w:sz w:val="20"/>
-                <w:szCs w:val="20"/>
-              </w:rPr>
-              <w:t>jsx &gt;</w:t>
-            </w:r>
-            <w:proofErr w:type="gramEnd"/>
-            <w:r>
-              <w:rPr>
-                <w:rFonts w:ascii="맑은 고딕" w:eastAsia="맑은 고딕" w:hAnsi="맑은 고딕" w:cs="맑은 고딕"/>
-                <w:b/>
-                <w:sz w:val="20"/>
-                <w:szCs w:val="20"/>
-              </w:rPr>
-              <w:t xml:space="preserve"> js 로 통일</w:t>
+              <w:t>파일 확장자 jsx &gt; js 로 통일</w:t>
             </w:r>
           </w:p>
         </w:tc>
@@ -2339,27 +1975,7 @@
                 <w:sz w:val="20"/>
                 <w:szCs w:val="20"/>
               </w:rPr>
-              <w:t xml:space="preserve">-장바구니에서 구매 선택한 상품의 정보를 받아와 구매 금액에 </w:t>
-            </w:r>
-            <w:proofErr w:type="gramStart"/>
-            <w:r>
-              <w:rPr>
-                <w:rFonts w:ascii="맑은 고딕" w:eastAsia="맑은 고딕" w:hAnsi="맑은 고딕" w:cs="맑은 고딕"/>
-                <w:b/>
-                <w:sz w:val="20"/>
-                <w:szCs w:val="20"/>
-              </w:rPr>
-              <w:t>반영 되게끔</w:t>
-            </w:r>
-            <w:proofErr w:type="gramEnd"/>
-            <w:r>
-              <w:rPr>
-                <w:rFonts w:ascii="맑은 고딕" w:eastAsia="맑은 고딕" w:hAnsi="맑은 고딕" w:cs="맑은 고딕"/>
-                <w:b/>
-                <w:sz w:val="20"/>
-                <w:szCs w:val="20"/>
-              </w:rPr>
-              <w:t xml:space="preserve"> </w:t>
+              <w:t xml:space="preserve">-장바구니에서 구매 선택한 상품의 정보를 받아와 구매 금액에 반영 되게끔 </w:t>
             </w:r>
           </w:p>
           <w:p>
@@ -3354,7 +2970,7 @@
             <w:pPr>
               <w:spacing w:before="240" w:after="240"/>
               <w:rPr>
-                <w:rFonts w:ascii="맑은 고딕" w:eastAsia="맑은 고딕" w:hAnsi="맑은 고딕" w:cs="맑은 고딕" w:hint="eastAsia"/>
+                <w:rFonts w:ascii="맑은 고딕" w:eastAsia="맑은 고딕" w:hAnsi="맑은 고딕" w:cs="맑은 고딕"/>
                 <w:b/>
                 <w:sz w:val="20"/>
                 <w:szCs w:val="20"/>
@@ -3443,7 +3059,6 @@
                 <w:sz w:val="20"/>
                 <w:szCs w:val="20"/>
               </w:rPr>
-              <w:lastRenderedPageBreak/>
               <w:t>추현민</w:t>
             </w:r>
           </w:p>
@@ -3608,7 +3223,7 @@
             <w:pPr>
               <w:spacing w:before="240" w:after="240"/>
               <w:rPr>
-                <w:rFonts w:ascii="맑은 고딕" w:eastAsia="맑은 고딕" w:hAnsi="맑은 고딕" w:cs="맑은 고딕" w:hint="eastAsia"/>
+                <w:rFonts w:ascii="맑은 고딕" w:eastAsia="맑은 고딕" w:hAnsi="맑은 고딕" w:cs="맑은 고딕"/>
                 <w:b/>
                 <w:sz w:val="20"/>
                 <w:szCs w:val="20"/>
@@ -3983,6 +3598,59 @@
                 <w:b/>
               </w:rPr>
             </w:pPr>
+            <w:r>
+              <w:rPr>
+                <w:rFonts w:ascii="맑은 고딕" w:eastAsia="맑은 고딕" w:hAnsi="맑은 고딕" w:cs="맑은 고딕" w:hint="eastAsia"/>
+                <w:b/>
+              </w:rPr>
+              <w:t xml:space="preserve">프로젝트 막바지에 접어 들었으므로 히스토리에 집중하셔야 합니다 (모듈들간의 관계에서 이슈가 없는지 확인 </w:t>
+            </w:r>
+            <w:r>
+              <w:rPr>
+                <w:rFonts w:ascii="맑은 고딕" w:eastAsia="맑은 고딕" w:hAnsi="맑은 고딕" w:cs="맑은 고딕"/>
+                <w:b/>
+              </w:rPr>
+              <w:t>–</w:t>
+            </w:r>
+            <w:r>
+              <w:rPr>
+                <w:rFonts w:ascii="맑은 고딕" w:eastAsia="맑은 고딕" w:hAnsi="맑은 고딕" w:cs="맑은 고딕" w:hint="eastAsia"/>
+                <w:b/>
+              </w:rPr>
+              <w:t xml:space="preserve"> 메인창에서 해당 모듈 까지 진행 시 이슈가 없는지 확인해야 함)</w:t>
+            </w:r>
+          </w:p>
+          <w:p>
+            <w:pPr>
+              <w:spacing w:before="240" w:after="240"/>
+              <w:rPr>
+                <w:rFonts w:ascii="맑은 고딕" w:eastAsia="맑은 고딕" w:hAnsi="맑은 고딕" w:cs="맑은 고딕"/>
+                <w:b/>
+              </w:rPr>
+            </w:pPr>
+            <w:r>
+              <w:rPr>
+                <w:rFonts w:ascii="맑은 고딕" w:eastAsia="맑은 고딕" w:hAnsi="맑은 고딕" w:cs="맑은 고딕" w:hint="eastAsia"/>
+                <w:b/>
+              </w:rPr>
+              <w:t>이미지 등 파일들은 필요한 파일을 모아서 이미지 이름 규칙 정하고 해당 이름으로 변경해서 사용하는 것이 좋습니다</w:t>
+            </w:r>
+          </w:p>
+          <w:p>
+            <w:pPr>
+              <w:spacing w:before="240" w:after="240"/>
+              <w:rPr>
+                <w:rFonts w:ascii="맑은 고딕" w:eastAsia="맑은 고딕" w:hAnsi="맑은 고딕" w:cs="맑은 고딕" w:hint="eastAsia"/>
+                <w:b/>
+              </w:rPr>
+            </w:pPr>
+            <w:r>
+              <w:rPr>
+                <w:rFonts w:ascii="맑은 고딕" w:eastAsia="맑은 고딕" w:hAnsi="맑은 고딕" w:cs="맑은 고딕" w:hint="eastAsia"/>
+                <w:b/>
+              </w:rPr>
+              <w:t>이미지가 너무 많고 이미 코드에 반영된 경우여서 수정하기 어렵다고 하면 이미지명에 충돌이 없는지 반드시 확인하셔야 합니다</w:t>
+            </w:r>
           </w:p>
         </w:tc>
       </w:tr>
@@ -8833,6 +8501,7 @@
   <w:style w:type="character" w:default="1" w:styleId="a0">
     <w:name w:val="Default Paragraph Font"/>
     <w:uiPriority w:val="1"/>
+    <w:semiHidden/>
     <w:unhideWhenUsed/>
   </w:style>
   <w:style w:type="table" w:default="1" w:styleId="a1">
@@ -10330,6 +9999,15 @@
     <w:link w:val="affffffc"/>
     <w:uiPriority w:val="99"/>
     <w:rsid w:val="002963D8"/>
+  </w:style>
+  <w:style w:type="paragraph" w:styleId="affffffd">
+    <w:name w:val="No Spacing"/>
+    <w:uiPriority w:val="1"/>
+    <w:qFormat/>
+    <w:rsid w:val="00266AB3"/>
+    <w:pPr>
+      <w:spacing w:line="240" w:lineRule="auto"/>
+    </w:pPr>
   </w:style>
 </w:styles>
 </file>
@@ -10655,28 +10333,28 @@
 </file>
 
 <file path=customXml/item1.xml><?xml version="1.0" encoding="utf-8"?>
-<b:Sources xmlns:b="http://schemas.openxmlformats.org/officeDocument/2006/bibliography" xmlns="http://schemas.openxmlformats.org/officeDocument/2006/bibliography" SelectedStyle="\APASixthEditionOfficeOnline.xsl" StyleName="APA" Version="6"/>
-</file>
-
-<file path=customXml/item2.xml><?xml version="1.0" encoding="utf-8"?>
 <go:gDocsCustomXmlDataStorage xmlns:go="http://customooxmlschemas.google.com/" xmlns:r="http://schemas.openxmlformats.org/officeDocument/2006/relationships">
   <go:docsCustomData xmlns:go="http://customooxmlschemas.google.com/" roundtripDataSignature="AMtx7mgG/cSs2v0g/KffTDcKBHwQpLhUpg==">AMUW2mVVmTVv7lE15yjU4k/ee2Bz4iO6yyWD9Cw6eLR8uOA6hzRemKI0bwZj8am1IMeN5qdc9RXnyhhlvquxrx7Kl9iU076FbOstfL02BuJFpuLSF40D7wQI9S3nLneUb4n8Dp87lRqgl75t91wd7zPbxJGPOjwYOvF1DhqDnE3Udh3Atvpw3f5mgSanOt7o9D0OoQays68K7KCeMDYWtTNUFhDY1bw6hgy7GLMTR/b92Sqyd2ad/gKZahrQezKDeJwoVg2e3SGFRTvrPvDCJxEPHbafCXoCaoXH+LZ4Sw/QlUPPMMPO32EO2UY9QVONpSNtZNP5MAUB</go:docsCustomData>
 </go:gDocsCustomXmlDataStorage>
 </file>
 
-<file path=customXml/itemProps1.xml><?xml version="1.0" encoding="utf-8"?>
-<ds:datastoreItem xmlns:ds="http://schemas.openxmlformats.org/officeDocument/2006/customXml" ds:itemID="{C65363CB-C353-4729-86B0-9D2CC85717BA}">
-  <ds:schemaRefs>
-    <ds:schemaRef ds:uri="http://schemas.openxmlformats.org/officeDocument/2006/bibliography"/>
-  </ds:schemaRefs>
-</ds:datastoreItem>
+<file path=customXml/item2.xml><?xml version="1.0" encoding="utf-8"?>
+<b:Sources xmlns:b="http://schemas.openxmlformats.org/officeDocument/2006/bibliography" xmlns="http://schemas.openxmlformats.org/officeDocument/2006/bibliography" SelectedStyle="\APASixthEditionOfficeOnline.xsl" StyleName="APA" Version="6"/>
 </file>
 
-<file path=customXml/itemProps2.xml><?xml version="1.0" encoding="utf-8"?>
+<file path=customXml/itemProps1.xml><?xml version="1.0" encoding="utf-8"?>
 <ds:datastoreItem xmlns:ds="http://schemas.openxmlformats.org/officeDocument/2006/customXml" ds:itemID="{11111111-1234-1234-1234-123412341234}">
   <ds:schemaRefs>
     <ds:schemaRef ds:uri="http://customooxmlschemas.google.com/"/>
     <ds:schemaRef ds:uri="http://schemas.openxmlformats.org/officeDocument/2006/relationships"/>
   </ds:schemaRefs>
 </ds:datastoreItem>
+</file>
+
+<file path=customXml/itemProps2.xml><?xml version="1.0" encoding="utf-8"?>
+<ds:datastoreItem xmlns:ds="http://schemas.openxmlformats.org/officeDocument/2006/customXml" ds:itemID="{C65363CB-C353-4729-86B0-9D2CC85717BA}">
+  <ds:schemaRefs>
+    <ds:schemaRef ds:uri="http://schemas.openxmlformats.org/officeDocument/2006/bibliography"/>
+  </ds:schemaRefs>
+</ds:datastoreItem>
 </file>